--- a/eng/docx/49.content.docx
+++ b/eng/docx/49.content.docx
@@ -39,80 +39,37 @@
           <w:b/>
           <w:lang w:val="en_US" w:bidi="en_US"/>
         </w:rPr>
-        <w:t>Familiarization, Internalization, Articulation (Fia)</w:t>
-      </w:r>
-      <w:r>
-        <w:rPr>
-          <w:lang w:val="en_US" w:bidi="en_US"/>
-        </w:rPr>
-        <w:t xml:space="preserve"> is based on: </w:t>
-      </w:r>
-      <w:r>
-        <w:rPr>
-          <w:lang w:val="en_US" w:bidi="en_US"/>
-        </w:rPr>
-        <w:t>Familiarization, Internalization, Articulation (Fia)</w:t>
-      </w:r>
-      <w:r>
-        <w:rPr>
-          <w:lang w:val="en_US" w:bidi="en_US"/>
-        </w:rPr>
-        <w:t xml:space="preserve">, </w:t>
-      </w:r>
-      <w:hyperlink r:id="rId13">
-        <w:r>
-          <w:rPr>
-            <w:lang w:val="en_US" w:bidi="en_US"/>
-          </w:rPr>
-          <w:rPr>
-            <w:color w:val="0000EE"/>
-            <w:u w:val="single"/>
-          </w:rPr>
-          <w:t>SRV Partners</w:t>
-        </w:r>
-      </w:hyperlink>
-      <w:r>
-        <w:rPr>
-          <w:lang w:val="en_US" w:bidi="en_US"/>
-        </w:rPr>
-        <w:t xml:space="preserve">, 2023, which is licensed under a </w:t>
-      </w:r>
-      <w:hyperlink r:id="rId14">
-        <w:r>
-          <w:rPr>
-            <w:lang w:val="en_US" w:bidi="en_US"/>
-          </w:rPr>
-          <w:rPr>
-            <w:color w:val="0000EE"/>
-            <w:u w:val="single"/>
-          </w:rPr>
-          <w:t>CC BY-SA 4.0 license</w:t>
-        </w:r>
-      </w:hyperlink>
-      <w:r>
-        <w:rPr>
-          <w:lang w:val="en_US" w:bidi="en_US"/>
-        </w:rPr>
-        <w:t>.</w:t>
-      </w:r>
-      <w:r>
-        <w:rPr>
-          <w:lang w:val="en_US" w:bidi="en_US"/>
-        </w:rPr>
-      </w:r>
-    </w:p>
-    <w:p>
-      <w:pPr/>
-      <w:r>
-        <w:rPr>
-          <w:lang w:val="en_US" w:bidi="en_US"/>
-        </w:rPr>
-      </w:r>
-      <w:r>
-        <w:rPr>
-          <w:lang w:val="en_US" w:bidi="en_US"/>
-        </w:rPr>
-        <w:t>This PDF version is provided under the same license.</w:t>
+        <w:t>Familiarization, Internalization, Articulation (FIA) Translation Guide</w:t>
+      </w:r>
+      <w:r>
+        <w:rPr>
+          <w:lang w:val="en_US" w:bidi="en_US"/>
+        </w:rPr>
+        <w:t xml:space="preserve"> © 2023 SRV Partners Released under CC BY-SA 4.0 license. </w:t>
+      </w:r>
+      <w:r>
+        <w:rPr>
+          <w:lang w:val="en_US" w:bidi="en_US"/>
+        </w:rPr>
+        <w:t>Familiarization, Internalization, Articulation (FIA) Translation Guide</w:t>
+      </w:r>
+      <w:r>
+        <w:rPr>
+          <w:lang w:val="en_US" w:bidi="en_US"/>
+        </w:rPr>
+        <w:t xml:space="preserve"> has been adapted in the following languages Tok Pisin, عربي, Français, हिंदी, Bahasa Indonesia, Português, Русский, Español, Kiswahili, 简体中文 from </w:t>
+      </w:r>
+      <w:r>
+        <w:rPr>
+          <w:lang w:val="en_US" w:bidi="en_US"/>
+        </w:rPr>
+        <w:t>Familiarization, Internalization, Articulation (FIA)</w:t>
+      </w:r>
+      <w:r>
+        <w:rPr>
+          <w:lang w:val="en_US" w:bidi="en_US"/>
+        </w:rPr>
+        <w:t xml:space="preserve"> © 2023 SRV Partners Released under CC BY-SA 4.0 license by Mission Mutual</w:t>
       </w:r>
       <w:r>
         <w:rPr>
@@ -487,7 +444,7 @@
         </w:rPr>
         <w:t xml:space="preserve">Stop here and look at a map of </w:t>
       </w:r>
-      <w:hyperlink r:id="rId15">
+      <w:hyperlink r:id="rId13">
         <w:r>
           <w:rPr>
             <w:lang w:val="en_US" w:bidi="en_US"/>
@@ -505,7 +462,7 @@
         </w:rPr>
         <w:t xml:space="preserve"> with </w:t>
       </w:r>
-      <w:hyperlink r:id="rId16">
+      <w:hyperlink r:id="rId14">
         <w:r>
           <w:rPr>
             <w:lang w:val="en_US" w:bidi="en_US"/>
@@ -565,7 +522,7 @@
         </w:rPr>
         <w:t xml:space="preserve">Stop here and look at the map showing </w:t>
       </w:r>
-      <w:hyperlink r:id="rId15">
+      <w:hyperlink r:id="rId13">
         <w:r>
           <w:rPr>
             <w:lang w:val="en_US" w:bidi="en_US"/>
@@ -1569,7 +1526,7 @@
         </w:rPr>
         <w:t xml:space="preserve"> that you have used in your previous translations such as the Book of Acts. </w:t>
       </w:r>
-      <w:hyperlink r:id="rId17">
+      <w:hyperlink r:id="rId15">
         <w:r>
           <w:rPr>
             <w:lang w:val="en_US" w:bidi="en_US"/>
@@ -1587,7 +1544,7 @@
         </w:rPr>
         <w:t xml:space="preserve"> and </w:t>
       </w:r>
-      <w:hyperlink r:id="rId18">
+      <w:hyperlink r:id="rId16">
         <w:r>
           <w:rPr>
             <w:lang w:val="en_US" w:bidi="en_US"/>
@@ -1740,7 +1697,7 @@
         </w:rPr>
         <w:t xml:space="preserve">. </w:t>
       </w:r>
-      <w:hyperlink r:id="rId19">
+      <w:hyperlink r:id="rId17">
         <w:r>
           <w:rPr>
             <w:lang w:val="en_US" w:bidi="en_US"/>
@@ -1925,7 +1882,7 @@
         </w:rPr>
         <w:t xml:space="preserve">. </w:t>
       </w:r>
-      <w:hyperlink r:id="rId20">
+      <w:hyperlink r:id="rId18">
         <w:r>
           <w:rPr>
             <w:lang w:val="en_US" w:bidi="en_US"/>
@@ -1983,7 +1940,7 @@
         </w:rPr>
         <w:t xml:space="preserve">. Spiritual is a word that refers to God's Spirit or things from God. Here, spiritual blessing is different from good things in the world like good food or a good house. Spiritual blessings describe those blessings that come from God rather than from the material world, like peace and joy. </w:t>
       </w:r>
-      <w:hyperlink r:id="rId21">
+      <w:hyperlink r:id="rId19">
         <w:r>
           <w:rPr>
             <w:lang w:val="en_US" w:bidi="en_US"/>
@@ -2001,7 +1958,7 @@
         </w:rPr>
         <w:t xml:space="preserve"> and </w:t>
       </w:r>
-      <w:hyperlink r:id="rId22">
+      <w:hyperlink r:id="rId20">
         <w:r>
           <w:rPr>
             <w:lang w:val="en_US" w:bidi="en_US"/>
@@ -2087,7 +2044,7 @@
         </w:rPr>
         <w:t xml:space="preserve">. </w:t>
       </w:r>
-      <w:hyperlink r:id="rId23">
+      <w:hyperlink r:id="rId21">
         <w:r>
           <w:rPr>
             <w:lang w:val="en_US" w:bidi="en_US"/>
@@ -2159,7 +2116,7 @@
         </w:rPr>
         <w:t xml:space="preserve">. </w:t>
       </w:r>
-      <w:hyperlink r:id="rId24">
+      <w:hyperlink r:id="rId22">
         <w:r>
           <w:rPr>
             <w:lang w:val="en_US" w:bidi="en_US"/>
@@ -2259,7 +2216,7 @@
         </w:rPr>
         <w:t xml:space="preserve">Stop here and discuss as a group how you will translate "We praise God for his glorious, or powerful, grace!" </w:t>
       </w:r>
-      <w:hyperlink r:id="rId25">
+      <w:hyperlink r:id="rId23">
         <w:r>
           <w:rPr>
             <w:lang w:val="en_US" w:bidi="en_US"/>
@@ -3452,7 +3409,7 @@
         </w:rPr>
         <w:t xml:space="preserve">. Use the same word for </w:t>
       </w:r>
-      <w:hyperlink r:id="rId18">
+      <w:hyperlink r:id="rId16">
         <w:r>
           <w:rPr>
             <w:lang w:val="en_US" w:bidi="en_US"/>
@@ -3470,7 +3427,7 @@
         </w:rPr>
         <w:t xml:space="preserve"> and </w:t>
       </w:r>
-      <w:hyperlink r:id="rId26">
+      <w:hyperlink r:id="rId24">
         <w:r>
           <w:rPr>
             <w:lang w:val="en_US" w:bidi="en_US"/>
@@ -3568,7 +3525,7 @@
         </w:rPr>
         <w:t xml:space="preserve">. </w:t>
       </w:r>
-      <w:hyperlink r:id="rId27">
+      <w:hyperlink r:id="rId25">
         <w:r>
           <w:rPr>
             <w:lang w:val="en_US" w:bidi="en_US"/>
@@ -3666,7 +3623,7 @@
         </w:rPr>
         <w:t xml:space="preserve">. </w:t>
       </w:r>
-      <w:hyperlink r:id="rId28">
+      <w:hyperlink r:id="rId26">
         <w:r>
           <w:rPr>
             <w:lang w:val="en_US" w:bidi="en_US"/>
@@ -3684,7 +3641,7 @@
         </w:rPr>
         <w:t xml:space="preserve"> and </w:t>
       </w:r>
-      <w:hyperlink r:id="rId29">
+      <w:hyperlink r:id="rId27">
         <w:r>
           <w:rPr>
             <w:lang w:val="en_US" w:bidi="en_US"/>
@@ -3756,7 +3713,7 @@
         </w:rPr>
         <w:t xml:space="preserve">. Use the same word that you have used in previous translations. </w:t>
       </w:r>
-      <w:hyperlink r:id="rId30">
+      <w:hyperlink r:id="rId28">
         <w:r>
           <w:rPr>
             <w:lang w:val="en_US" w:bidi="en_US"/>
@@ -3829,7 +3786,7 @@
         </w:rPr>
         <w:t xml:space="preserve"> and on earth. Heaven is the place where God lives and rules. Sometimes heaven also refers to the place where any unseen powers or spirit beings might live. Jesus has authority over all of it. Use the same word for heaven that you have used in previous passages. </w:t>
       </w:r>
-      <w:hyperlink r:id="rId23">
+      <w:hyperlink r:id="rId21">
         <w:r>
           <w:rPr>
             <w:lang w:val="en_US" w:bidi="en_US"/>
@@ -4317,7 +4274,7 @@
         </w:rPr>
         <w:t xml:space="preserve">Stop here and look at a picture of a </w:t>
       </w:r>
-      <w:hyperlink r:id="rId31">
+      <w:hyperlink r:id="rId29">
         <w:r>
           <w:rPr>
             <w:lang w:val="en_US" w:bidi="en_US"/>
@@ -5219,7 +5176,7 @@
         </w:rPr>
         <w:t xml:space="preserve"> that you have used in previous translations. </w:t>
       </w:r>
-      <w:hyperlink r:id="rId18">
+      <w:hyperlink r:id="rId16">
         <w:r>
           <w:rPr>
             <w:lang w:val="en_US" w:bidi="en_US"/>
@@ -5371,7 +5328,7 @@
         </w:rPr>
         <w:t xml:space="preserve">Stop here and discuss as a group what words you will use for good news, or gospel. </w:t>
       </w:r>
-      <w:hyperlink r:id="rId32">
+      <w:hyperlink r:id="rId30">
         <w:r>
           <w:rPr>
             <w:lang w:val="en_US" w:bidi="en_US"/>
@@ -5389,7 +5346,7 @@
         </w:rPr>
         <w:t xml:space="preserve"> or </w:t>
       </w:r>
-      <w:hyperlink r:id="rId33">
+      <w:hyperlink r:id="rId31">
         <w:r>
           <w:rPr>
             <w:lang w:val="en_US" w:bidi="en_US"/>
@@ -5461,7 +5418,7 @@
         </w:rPr>
         <w:t xml:space="preserve"> in their translations to make it clear who Paul is talking about. Discuss how you want to talk about the different groups of believers. </w:t>
       </w:r>
-      <w:hyperlink r:id="rId34">
+      <w:hyperlink r:id="rId32">
         <w:r>
           <w:rPr>
             <w:lang w:val="en_US" w:bidi="en_US"/>
@@ -5479,7 +5436,7 @@
         </w:rPr>
         <w:t xml:space="preserve"> and </w:t>
       </w:r>
-      <w:hyperlink r:id="rId35">
+      <w:hyperlink r:id="rId33">
         <w:r>
           <w:rPr>
             <w:lang w:val="en_US" w:bidi="en_US"/>
@@ -5551,7 +5508,7 @@
         </w:rPr>
         <w:t xml:space="preserve">. Remember that </w:t>
       </w:r>
-      <w:hyperlink r:id="rId25">
+      <w:hyperlink r:id="rId23">
         <w:r>
           <w:rPr>
             <w:lang w:val="en_US" w:bidi="en_US"/>
@@ -5636,7 +5593,7 @@
         </w:rPr>
         <w:t xml:space="preserve">Stop here and look at the picture of a </w:t>
       </w:r>
-      <w:hyperlink r:id="rId31">
+      <w:hyperlink r:id="rId29">
         <w:r>
           <w:rPr>
             <w:lang w:val="en_US" w:bidi="en_US"/>
@@ -5681,7 +5638,7 @@
         </w:rPr>
         <w:t xml:space="preserve">. Use the same words you have used in previous books of the Bible, and remember that </w:t>
       </w:r>
-      <w:hyperlink r:id="rId36">
+      <w:hyperlink r:id="rId34">
         <w:r>
           <w:rPr>
             <w:lang w:val="en_US" w:bidi="en_US"/>
@@ -5740,7 +5697,7 @@
         </w:rPr>
         <w:t xml:space="preserve"> us, or obtain our freedom from slavery to sin so that we can be God's own people. In other passages, we understand that God obtained us through the blood of Jesus Christ. Use the same word for redeem that you used in previous passages, and remember that </w:t>
       </w:r>
-      <w:hyperlink r:id="rId27">
+      <w:hyperlink r:id="rId25">
         <w:r>
           <w:rPr>
             <w:lang w:val="en_US" w:bidi="en_US"/>
@@ -7244,7 +7201,7 @@
         </w:rPr>
         <w:t xml:space="preserve"> of the Ephesians, or how they trust the Lord Jesus. </w:t>
       </w:r>
-      <w:hyperlink r:id="rId37">
+      <w:hyperlink r:id="rId35">
         <w:r>
           <w:rPr>
             <w:lang w:val="en_US" w:bidi="en_US"/>
@@ -7302,7 +7259,7 @@
         </w:rPr>
         <w:t xml:space="preserve"> throughout this passage. This title means that Jesus is God. Lord is a respectful title that shows that Jesus is master, and really is God. Christ refers to Jesus' position as Messiah, or the savior that God promised to send. </w:t>
       </w:r>
-      <w:hyperlink r:id="rId20">
+      <w:hyperlink r:id="rId18">
         <w:r>
           <w:rPr>
             <w:lang w:val="en_US" w:bidi="en_US"/>
@@ -7320,7 +7277,7 @@
         </w:rPr>
         <w:t xml:space="preserve"> and </w:t>
       </w:r>
-      <w:hyperlink r:id="rId18">
+      <w:hyperlink r:id="rId16">
         <w:r>
           <w:rPr>
             <w:lang w:val="en_US" w:bidi="en_US"/>
@@ -7365,7 +7322,7 @@
         </w:rPr>
         <w:t xml:space="preserve"> to refer to anyone who believes in Jesus as Savior and Lord. Saints are people who are holy, or set apart for God's service. Use the same word for saints you have used before, and remember that </w:t>
       </w:r>
-      <w:hyperlink r:id="rId19">
+      <w:hyperlink r:id="rId17">
         <w:r>
           <w:rPr>
             <w:lang w:val="en_US" w:bidi="en_US"/>
@@ -7410,7 +7367,7 @@
         </w:rPr>
         <w:t xml:space="preserve"> or the Glorious Father, meaning that God is full of majesty and power. Use the same word for glory that you used in the previous passage, and remember that </w:t>
       </w:r>
-      <w:hyperlink r:id="rId25">
+      <w:hyperlink r:id="rId23">
         <w:r>
           <w:rPr>
             <w:lang w:val="en_US" w:bidi="en_US"/>
@@ -7468,7 +7425,7 @@
         </w:rPr>
         <w:t xml:space="preserve"> or attitude of wisdom. Paul wanted the believers to think things that are true and do things that are good. Because this is spiritual wisdom, their understanding of spiritual truths would come from God. Use the same word for </w:t>
       </w:r>
-      <w:hyperlink r:id="rId30">
+      <w:hyperlink r:id="rId28">
         <w:r>
           <w:rPr>
             <w:lang w:val="en_US" w:bidi="en_US"/>
@@ -7553,7 +7510,7 @@
         </w:rPr>
         <w:t xml:space="preserve"> as you have used in previous passages, and remember that </w:t>
       </w:r>
-      <w:hyperlink r:id="rId23">
+      <w:hyperlink r:id="rId21">
         <w:r>
           <w:rPr>
             <w:lang w:val="en_US" w:bidi="en_US"/>
@@ -7625,7 +7582,7 @@
         </w:rPr>
         <w:t xml:space="preserve">. Use the same word for </w:t>
       </w:r>
-      <w:hyperlink r:id="rId38">
+      <w:hyperlink r:id="rId36">
         <w:r>
           <w:rPr>
             <w:lang w:val="en_US" w:bidi="en_US"/>
@@ -9060,7 +9017,7 @@
         </w:rPr>
         <w:t xml:space="preserve"> is used throughout this passage. </w:t>
       </w:r>
-      <w:hyperlink r:id="rId18">
+      <w:hyperlink r:id="rId16">
         <w:r>
           <w:rPr>
             <w:lang w:val="en_US" w:bidi="en_US"/>
@@ -9118,7 +9075,7 @@
         </w:rPr>
         <w:t xml:space="preserve"> means that you have gone beyond the limits of what is right or moral. You have broken the will or law of God by some failure or action. Sin and trespass often go together and there is very little difference in meaning. </w:t>
       </w:r>
-      <w:hyperlink r:id="rId29">
+      <w:hyperlink r:id="rId27">
         <w:r>
           <w:rPr>
             <w:lang w:val="en_US" w:bidi="en_US"/>
@@ -9203,7 +9160,7 @@
         </w:rPr>
         <w:t xml:space="preserve"> works in the hearts of those who refuse to obey God. </w:t>
       </w:r>
-      <w:hyperlink r:id="rId39">
+      <w:hyperlink r:id="rId37">
         <w:r>
           <w:rPr>
             <w:lang w:val="en_US" w:bidi="en_US"/>
@@ -9221,7 +9178,7 @@
         </w:rPr>
         <w:t xml:space="preserve"> or </w:t>
       </w:r>
-      <w:hyperlink r:id="rId40">
+      <w:hyperlink r:id="rId38">
         <w:r>
           <w:rPr>
             <w:lang w:val="en_US" w:bidi="en_US"/>
@@ -9306,7 +9263,7 @@
         </w:rPr>
         <w:t xml:space="preserve">. </w:t>
       </w:r>
-      <w:hyperlink r:id="rId22">
+      <w:hyperlink r:id="rId20">
         <w:r>
           <w:rPr>
             <w:lang w:val="en_US" w:bidi="en_US"/>
@@ -9453,7 +9410,7 @@
         </w:rPr>
         <w:t xml:space="preserve">. </w:t>
       </w:r>
-      <w:hyperlink r:id="rId41">
+      <w:hyperlink r:id="rId39">
         <w:r>
           <w:rPr>
             <w:lang w:val="en_US" w:bidi="en_US"/>
@@ -9532,7 +9489,7 @@
         </w:rPr>
         <w:t xml:space="preserve">. </w:t>
       </w:r>
-      <w:hyperlink r:id="rId42">
+      <w:hyperlink r:id="rId40">
         <w:r>
           <w:rPr>
             <w:lang w:val="en_US" w:bidi="en_US"/>
@@ -9577,7 +9534,7 @@
         </w:rPr>
         <w:t xml:space="preserve"> means that God has given you something you don't deserve. </w:t>
       </w:r>
-      <w:hyperlink r:id="rId26">
+      <w:hyperlink r:id="rId24">
         <w:r>
           <w:rPr>
             <w:lang w:val="en_US" w:bidi="en_US"/>
@@ -9616,7 +9573,7 @@
         </w:rPr>
         <w:t xml:space="preserve">, or heavenly places, means the place where God lives and rules. </w:t>
       </w:r>
-      <w:hyperlink r:id="rId23">
+      <w:hyperlink r:id="rId21">
         <w:r>
           <w:rPr>
             <w:lang w:val="en_US" w:bidi="en_US"/>
@@ -9661,7 +9618,7 @@
         </w:rPr>
         <w:t xml:space="preserve"> means that you have been rescued from a difficult situation. </w:t>
       </w:r>
-      <w:hyperlink r:id="rId43">
+      <w:hyperlink r:id="rId41">
         <w:r>
           <w:rPr>
             <w:lang w:val="en_US" w:bidi="en_US"/>
@@ -10218,7 +10175,7 @@
         </w:rPr>
         <w:t xml:space="preserve">Stop here and look at a picture of a </w:t>
       </w:r>
-      <w:hyperlink r:id="rId44">
+      <w:hyperlink r:id="rId42">
         <w:r>
           <w:rPr>
             <w:lang w:val="en_US" w:bidi="en_US"/>
@@ -11172,7 +11129,7 @@
         </w:rPr>
         <w:t xml:space="preserve"> if you decide to use the word Jews. Use the same words you have used in other books of the Bible. </w:t>
       </w:r>
-      <w:hyperlink r:id="rId35">
+      <w:hyperlink r:id="rId33">
         <w:r>
           <w:rPr>
             <w:lang w:val="en_US" w:bidi="en_US"/>
@@ -11190,7 +11147,7 @@
         </w:rPr>
         <w:t xml:space="preserve"> and </w:t>
       </w:r>
-      <w:hyperlink r:id="rId34">
+      <w:hyperlink r:id="rId32">
         <w:r>
           <w:rPr>
             <w:lang w:val="en_US" w:bidi="en_US"/>
@@ -11222,7 +11179,7 @@
         </w:rPr>
         <w:t xml:space="preserve">Use the same word for Christ that you have been using. </w:t>
       </w:r>
-      <w:hyperlink r:id="rId18">
+      <w:hyperlink r:id="rId16">
         <w:r>
           <w:rPr>
             <w:lang w:val="en_US" w:bidi="en_US"/>
@@ -11294,7 +11251,7 @@
         </w:rPr>
         <w:t xml:space="preserve">. </w:t>
       </w:r>
-      <w:hyperlink r:id="rId45">
+      <w:hyperlink r:id="rId43">
         <w:r>
           <w:rPr>
             <w:lang w:val="en_US" w:bidi="en_US"/>
@@ -11418,7 +11375,7 @@
         </w:rPr>
         <w:t xml:space="preserve">. </w:t>
       </w:r>
-      <w:hyperlink r:id="rId46">
+      <w:hyperlink r:id="rId44">
         <w:r>
           <w:rPr>
             <w:lang w:val="en_US" w:bidi="en_US"/>
@@ -11436,7 +11393,7 @@
         </w:rPr>
         <w:t xml:space="preserve">, </w:t>
       </w:r>
-      <w:hyperlink r:id="rId47">
+      <w:hyperlink r:id="rId45">
         <w:r>
           <w:rPr>
             <w:lang w:val="en_US" w:bidi="en_US"/>
@@ -11454,7 +11411,7 @@
         </w:rPr>
         <w:t xml:space="preserve">, and </w:t>
       </w:r>
-      <w:hyperlink r:id="rId48">
+      <w:hyperlink r:id="rId46">
         <w:r>
           <w:rPr>
             <w:lang w:val="en_US" w:bidi="en_US"/>
@@ -11499,7 +11456,7 @@
         </w:rPr>
         <w:t xml:space="preserve">, or confident expectation, that they could belong to God. Use the same word for hope that you have used in previous passages, and remember that </w:t>
       </w:r>
-      <w:hyperlink r:id="rId49">
+      <w:hyperlink r:id="rId47">
         <w:r>
           <w:rPr>
             <w:lang w:val="en_US" w:bidi="en_US"/>
@@ -11544,7 +11501,7 @@
         </w:rPr>
         <w:t xml:space="preserve">. Paul uses the word peace to mean unity and love for each other. This peace gives a fullness or completeness of life. </w:t>
       </w:r>
-      <w:hyperlink r:id="rId50">
+      <w:hyperlink r:id="rId48">
         <w:r>
           <w:rPr>
             <w:lang w:val="en_US" w:bidi="en_US"/>
@@ -11644,7 +11601,7 @@
         </w:rPr>
         <w:t xml:space="preserve"> with its commands and regulations. </w:t>
       </w:r>
-      <w:hyperlink r:id="rId51">
+      <w:hyperlink r:id="rId49">
         <w:r>
           <w:rPr>
             <w:lang w:val="en_US" w:bidi="en_US"/>
@@ -11662,7 +11619,7 @@
         </w:rPr>
         <w:t xml:space="preserve"> and </w:t>
       </w:r>
-      <w:hyperlink r:id="rId52">
+      <w:hyperlink r:id="rId50">
         <w:r>
           <w:rPr>
             <w:lang w:val="en_US" w:bidi="en_US"/>
@@ -11734,7 +11691,7 @@
         </w:rPr>
         <w:t xml:space="preserve">. You may say "through his death on the cross" if you need to. Use the same word for cross that you have used in previous books of the Bible, and remember that </w:t>
       </w:r>
-      <w:hyperlink r:id="rId53">
+      <w:hyperlink r:id="rId51">
         <w:r>
           <w:rPr>
             <w:lang w:val="en_US" w:bidi="en_US"/>
@@ -11779,7 +11736,7 @@
         </w:rPr>
         <w:t xml:space="preserve">. Use the same words for Holy Spirit you have used in previous passages. </w:t>
       </w:r>
-      <w:hyperlink r:id="rId36">
+      <w:hyperlink r:id="rId34">
         <w:r>
           <w:rPr>
             <w:lang w:val="en_US" w:bidi="en_US"/>
@@ -12295,7 +12252,7 @@
         </w:rPr>
         <w:t xml:space="preserve">Stop here and look at a picture of a </w:t>
       </w:r>
-      <w:hyperlink r:id="rId54">
+      <w:hyperlink r:id="rId52">
         <w:r>
           <w:rPr>
             <w:lang w:val="en_US" w:bidi="en_US"/>
@@ -12327,7 +12284,7 @@
         </w:rPr>
         <w:t xml:space="preserve">Stop here and show a picture of the </w:t>
       </w:r>
-      <w:hyperlink r:id="rId55">
+      <w:hyperlink r:id="rId53">
         <w:r>
           <w:rPr>
             <w:lang w:val="en_US" w:bidi="en_US"/>
@@ -13448,7 +13405,7 @@
         </w:rPr>
         <w:t xml:space="preserve"> isn't in this passage, Paul talks directly to the Gentiles who are like strangers and foreigners. Some translations use the word Gentile to make sure that everyone knows that Paul is talking to the Gentiles. If you use the word Gentile, be sure to use the same word for Gentile that you have used in previous translations. </w:t>
       </w:r>
-      <w:hyperlink r:id="rId35">
+      <w:hyperlink r:id="rId33">
         <w:r>
           <w:rPr>
             <w:lang w:val="en_US" w:bidi="en_US"/>
@@ -13527,7 +13484,7 @@
         </w:rPr>
         <w:t xml:space="preserve">. Both </w:t>
       </w:r>
-      <w:hyperlink r:id="rId48">
+      <w:hyperlink r:id="rId46">
         <w:r>
           <w:rPr>
             <w:lang w:val="en_US" w:bidi="en_US"/>
@@ -13545,7 +13502,7 @@
         </w:rPr>
         <w:t xml:space="preserve"> and </w:t>
       </w:r>
-      <w:hyperlink r:id="rId56">
+      <w:hyperlink r:id="rId54">
         <w:r>
           <w:rPr>
             <w:lang w:val="en_US" w:bidi="en_US"/>
@@ -13603,7 +13560,7 @@
         </w:rPr>
         <w:t xml:space="preserve"> people. Any person dedicated to God is considered to be holy. Saints means holy people. The word </w:t>
       </w:r>
-      <w:hyperlink r:id="rId19">
+      <w:hyperlink r:id="rId17">
         <w:r>
           <w:rPr>
             <w:lang w:val="en_US" w:bidi="en_US"/>
@@ -13621,7 +13578,7 @@
         </w:rPr>
         <w:t xml:space="preserve"> and the word </w:t>
       </w:r>
-      <w:hyperlink r:id="rId24">
+      <w:hyperlink r:id="rId22">
         <w:r>
           <w:rPr>
             <w:lang w:val="en_US" w:bidi="en_US"/>
@@ -13693,7 +13650,7 @@
         </w:rPr>
         <w:t xml:space="preserve">. Use the same word you have used in other books of the Bible, and remember that </w:t>
       </w:r>
-      <w:hyperlink r:id="rId57">
+      <w:hyperlink r:id="rId55">
         <w:r>
           <w:rPr>
             <w:lang w:val="en_US" w:bidi="en_US"/>
@@ -13759,7 +13716,7 @@
         </w:rPr>
         <w:t xml:space="preserve"> Jesus is the cornerstone of the house. Use the same word for Christ that you have been using, and remember that </w:t>
       </w:r>
-      <w:hyperlink r:id="rId18">
+      <w:hyperlink r:id="rId16">
         <w:r>
           <w:rPr>
             <w:lang w:val="en_US" w:bidi="en_US"/>
@@ -13830,7 +13787,7 @@
         </w:rPr>
         <w:t xml:space="preserve"> of a house in your translation. </w:t>
       </w:r>
-      <w:hyperlink r:id="rId58">
+      <w:hyperlink r:id="rId56">
         <w:r>
           <w:rPr>
             <w:lang w:val="en_US" w:bidi="en_US"/>
@@ -13928,7 +13885,7 @@
         </w:rPr>
         <w:t xml:space="preserve">. Use the same word for apostle you used earlier in Ephesians, and the same word for prophets that you used in other books of the Bible. </w:t>
       </w:r>
-      <w:hyperlink r:id="rId17">
+      <w:hyperlink r:id="rId15">
         <w:r>
           <w:rPr>
             <w:lang w:val="en_US" w:bidi="en_US"/>
@@ -13946,7 +13903,7 @@
         </w:rPr>
         <w:t xml:space="preserve"> and </w:t>
       </w:r>
-      <w:hyperlink r:id="rId59">
+      <w:hyperlink r:id="rId57">
         <w:r>
           <w:rPr>
             <w:lang w:val="en_US" w:bidi="en_US"/>
@@ -14018,7 +13975,7 @@
         </w:rPr>
         <w:t xml:space="preserve">. Use the same word you have used previously, and remember that </w:t>
       </w:r>
-      <w:hyperlink r:id="rId60">
+      <w:hyperlink r:id="rId58">
         <w:r>
           <w:rPr>
             <w:lang w:val="en_US" w:bidi="en_US"/>
@@ -14057,7 +14014,7 @@
         </w:rPr>
         <w:t xml:space="preserve"> refers to the master of the house or the supreme ruler. Here, the word Lord probably refers to God. God joins us together with Jesus and it is like we are becoming a holy temple dedicated to God. However, this word, Lord, could also refer to Jesus. </w:t>
       </w:r>
-      <w:hyperlink r:id="rId20">
+      <w:hyperlink r:id="rId18">
         <w:r>
           <w:rPr>
             <w:lang w:val="en_US" w:bidi="en_US"/>
@@ -14102,7 +14059,7 @@
         </w:rPr>
         <w:t xml:space="preserve">. The </w:t>
       </w:r>
-      <w:hyperlink r:id="rId36">
+      <w:hyperlink r:id="rId34">
         <w:r>
           <w:rPr>
             <w:lang w:val="en_US" w:bidi="en_US"/>
@@ -15628,7 +15585,7 @@
         </w:rPr>
         <w:t xml:space="preserve">. Paul means that he is in prison in Rome because he was telling the Gentiles about Jesus. The word prisoner here means someone who is in jail or prison. </w:t>
       </w:r>
-      <w:hyperlink r:id="rId18">
+      <w:hyperlink r:id="rId16">
         <w:r>
           <w:rPr>
             <w:lang w:val="en_US" w:bidi="en_US"/>
@@ -15646,7 +15603,7 @@
         </w:rPr>
         <w:t xml:space="preserve"> and </w:t>
       </w:r>
-      <w:hyperlink r:id="rId35">
+      <w:hyperlink r:id="rId33">
         <w:r>
           <w:rPr>
             <w:lang w:val="en_US" w:bidi="en_US"/>
@@ -15732,7 +15689,7 @@
         </w:rPr>
         <w:t xml:space="preserve">, or undeserved love, is for them also. </w:t>
       </w:r>
-      <w:hyperlink r:id="rId26">
+      <w:hyperlink r:id="rId24">
         <w:r>
           <w:rPr>
             <w:lang w:val="en_US" w:bidi="en_US"/>
@@ -15790,7 +15747,7 @@
         </w:rPr>
         <w:t xml:space="preserve"> or co-heirs of the promises that God has made. They will both receive the promises from God. The </w:t>
       </w:r>
-      <w:hyperlink r:id="rId34">
+      <w:hyperlink r:id="rId32">
         <w:r>
           <w:rPr>
             <w:lang w:val="en_US" w:bidi="en_US"/>
@@ -15835,7 +15792,7 @@
         </w:rPr>
         <w:t xml:space="preserve">. See the Master Glossary for more information about </w:t>
       </w:r>
-      <w:hyperlink r:id="rId61">
+      <w:hyperlink r:id="rId59">
         <w:r>
           <w:rPr>
             <w:lang w:val="en_US" w:bidi="en_US"/>
@@ -15908,7 +15865,7 @@
         </w:rPr>
         <w:t xml:space="preserve">Stop here and discuss as a group: How will you talk about the other generations of people? </w:t>
       </w:r>
-      <w:hyperlink r:id="rId62">
+      <w:hyperlink r:id="rId60">
         <w:r>
           <w:rPr>
             <w:lang w:val="en_US" w:bidi="en_US"/>
@@ -15953,7 +15910,7 @@
         </w:rPr>
         <w:t xml:space="preserve">, or God's Spirit. God revealed his plan to the Holy Spirit, or by using the Holy Spirit, to his special apostles and prophets. </w:t>
       </w:r>
-      <w:hyperlink r:id="rId36">
+      <w:hyperlink r:id="rId34">
         <w:r>
           <w:rPr>
             <w:lang w:val="en_US" w:bidi="en_US"/>
@@ -16024,7 +15981,7 @@
         </w:rPr>
         <w:t xml:space="preserve">. The word holy applies to both the apostles and the prophets, because both are set apart for God's work. </w:t>
       </w:r>
-      <w:hyperlink r:id="rId17">
+      <w:hyperlink r:id="rId15">
         <w:r>
           <w:rPr>
             <w:lang w:val="en_US" w:bidi="en_US"/>
@@ -16042,7 +15999,7 @@
         </w:rPr>
         <w:t xml:space="preserve">, </w:t>
       </w:r>
-      <w:hyperlink r:id="rId59">
+      <w:hyperlink r:id="rId57">
         <w:r>
           <w:rPr>
             <w:lang w:val="en_US" w:bidi="en_US"/>
@@ -16060,7 +16017,7 @@
         </w:rPr>
         <w:t xml:space="preserve">, and </w:t>
       </w:r>
-      <w:hyperlink r:id="rId24">
+      <w:hyperlink r:id="rId22">
         <w:r>
           <w:rPr>
             <w:lang w:val="en_US" w:bidi="en_US"/>
@@ -16131,7 +16088,7 @@
         </w:rPr>
         <w:t xml:space="preserve">! And now the Gentiles also inherit eternal life with God forever! Use the same word for Israel and good news or gospel that you used in previous passages, and remember that </w:t>
       </w:r>
-      <w:hyperlink r:id="rId46">
+      <w:hyperlink r:id="rId44">
         <w:r>
           <w:rPr>
             <w:lang w:val="en_US" w:bidi="en_US"/>
@@ -16149,7 +16106,7 @@
         </w:rPr>
         <w:t xml:space="preserve"> and </w:t>
       </w:r>
-      <w:hyperlink r:id="rId32">
+      <w:hyperlink r:id="rId30">
         <w:r>
           <w:rPr>
             <w:lang w:val="en_US" w:bidi="en_US"/>
@@ -16167,7 +16124,7 @@
         </w:rPr>
         <w:t xml:space="preserve"> or </w:t>
       </w:r>
-      <w:hyperlink r:id="rId33">
+      <w:hyperlink r:id="rId31">
         <w:r>
           <w:rPr>
             <w:lang w:val="en_US" w:bidi="en_US"/>
@@ -17685,7 +17642,7 @@
         </w:rPr>
         <w:t xml:space="preserve">. When people receive grace, they receive something good that they didn't earn and don't deserve. Use the same word for grace that you have been using. </w:t>
       </w:r>
-      <w:hyperlink r:id="rId26">
+      <w:hyperlink r:id="rId24">
         <w:r>
           <w:rPr>
             <w:lang w:val="en_US" w:bidi="en_US"/>
@@ -17743,7 +17700,7 @@
         </w:rPr>
         <w:t xml:space="preserve">. The word for servant is not the same word as slave. Paul serves others, or in this case Paul serves the gospel by telling others about Jesus. The </w:t>
       </w:r>
-      <w:hyperlink r:id="rId33">
+      <w:hyperlink r:id="rId31">
         <w:r>
           <w:rPr>
             <w:lang w:val="en_US" w:bidi="en_US"/>
@@ -17788,7 +17745,7 @@
         </w:rPr>
         <w:t xml:space="preserve">. This is the kind of servant that serves others, often in the church. This is not a slave. </w:t>
       </w:r>
-      <w:hyperlink r:id="rId63">
+      <w:hyperlink r:id="rId61">
         <w:r>
           <w:rPr>
             <w:lang w:val="en_US" w:bidi="en_US"/>
@@ -17833,7 +17790,7 @@
         </w:rPr>
         <w:t xml:space="preserve">. At the time that Paul wrote this letter, a saint was anyone who believed in Jesus. All believers were saints. </w:t>
       </w:r>
-      <w:hyperlink r:id="rId19">
+      <w:hyperlink r:id="rId17">
         <w:r>
           <w:rPr>
             <w:lang w:val="en_US" w:bidi="en_US"/>
@@ -17945,7 +17902,7 @@
         </w:rPr>
         <w:t xml:space="preserve">. The church is made up of those who believe in Jesus and gather to worship together. The church is a group of people, not a building. </w:t>
       </w:r>
-      <w:hyperlink r:id="rId38">
+      <w:hyperlink r:id="rId36">
         <w:r>
           <w:rPr>
             <w:lang w:val="en_US" w:bidi="en_US"/>
@@ -17963,7 +17920,7 @@
         </w:rPr>
         <w:t xml:space="preserve"> and </w:t>
       </w:r>
-      <w:hyperlink r:id="rId30">
+      <w:hyperlink r:id="rId28">
         <w:r>
           <w:rPr>
             <w:lang w:val="en_US" w:bidi="en_US"/>
@@ -18022,7 +17979,7 @@
         </w:rPr>
         <w:t xml:space="preserve">Stop here and discuss the best way to talk about these spirits so that people understand that these may refer to both good and evil spirits. Remember to talk about heavenly places or heavenly realms in the same way you have in previous passages. </w:t>
       </w:r>
-      <w:hyperlink r:id="rId23">
+      <w:hyperlink r:id="rId21">
         <w:r>
           <w:rPr>
             <w:lang w:val="en_US" w:bidi="en_US"/>
@@ -18093,7 +18050,7 @@
         </w:rPr>
         <w:t xml:space="preserve">. Jesus Christ is the term for Jesus. </w:t>
       </w:r>
-      <w:hyperlink r:id="rId18">
+      <w:hyperlink r:id="rId16">
         <w:r>
           <w:rPr>
             <w:lang w:val="en_US" w:bidi="en_US"/>
@@ -18111,7 +18068,7 @@
         </w:rPr>
         <w:t xml:space="preserve"> and </w:t>
       </w:r>
-      <w:hyperlink r:id="rId20">
+      <w:hyperlink r:id="rId18">
         <w:r>
           <w:rPr>
             <w:lang w:val="en_US" w:bidi="en_US"/>
@@ -18156,7 +18113,7 @@
         </w:rPr>
         <w:t xml:space="preserve"> in Jesus, we can come into God's presence. In this context, faith describes people who trust in what Jesus did for us. Use the same word for faith that you have been using. </w:t>
       </w:r>
-      <w:hyperlink r:id="rId37">
+      <w:hyperlink r:id="rId35">
         <w:r>
           <w:rPr>
             <w:lang w:val="en_US" w:bidi="en_US"/>
@@ -18228,7 +18185,7 @@
         </w:rPr>
         <w:t xml:space="preserve">. This means that Paul's sufferings are like an honor for the Ephesians. The Ephesians should feel honor or be proud because of Paul's sufferings. Paul is saying that this has happened for their benefit or to help them, and they should be proud of it. Use the same word for glory that you have used before, and remember that </w:t>
       </w:r>
-      <w:hyperlink r:id="rId25">
+      <w:hyperlink r:id="rId23">
         <w:r>
           <w:rPr>
             <w:lang w:val="en_US" w:bidi="en_US"/>
@@ -18744,7 +18701,7 @@
         </w:rPr>
         <w:t xml:space="preserve">Stop here and show a picture of a </w:t>
       </w:r>
-      <w:hyperlink r:id="rId64">
+      <w:hyperlink r:id="rId62">
         <w:r>
           <w:rPr>
             <w:lang w:val="en_US" w:bidi="en_US"/>
@@ -18776,7 +18733,7 @@
         </w:rPr>
         <w:t xml:space="preserve">Stop here and show a picture of the </w:t>
       </w:r>
-      <w:hyperlink r:id="rId65">
+      <w:hyperlink r:id="rId63">
         <w:r>
           <w:rPr>
             <w:lang w:val="en_US" w:bidi="en_US"/>
@@ -19822,7 +19779,7 @@
         </w:rPr>
         <w:t xml:space="preserve"> and on earth. Use the same word for heaven that you have used in previous passages, and remember that </w:t>
       </w:r>
-      <w:hyperlink r:id="rId23">
+      <w:hyperlink r:id="rId21">
         <w:r>
           <w:rPr>
             <w:lang w:val="en_US" w:bidi="en_US"/>
@@ -19867,7 +19824,7 @@
         </w:rPr>
         <w:t xml:space="preserve">. Glory is about how beautiful, powerful, and majestic God is. </w:t>
       </w:r>
-      <w:hyperlink r:id="rId25">
+      <w:hyperlink r:id="rId23">
         <w:r>
           <w:rPr>
             <w:lang w:val="en_US" w:bidi="en_US"/>
@@ -19925,7 +19882,7 @@
         </w:rPr>
         <w:t xml:space="preserve">, to give us inner strength. The </w:t>
       </w:r>
-      <w:hyperlink r:id="rId36">
+      <w:hyperlink r:id="rId34">
         <w:r>
           <w:rPr>
             <w:lang w:val="en_US" w:bidi="en_US"/>
@@ -19977,7 +19934,7 @@
         </w:rPr>
         <w:t xml:space="preserve">. </w:t>
       </w:r>
-      <w:hyperlink r:id="rId18">
+      <w:hyperlink r:id="rId16">
         <w:r>
           <w:rPr>
             <w:lang w:val="en_US" w:bidi="en_US"/>
@@ -20049,7 +20006,7 @@
         </w:rPr>
         <w:t xml:space="preserve">, or because they trust in Jesus. </w:t>
       </w:r>
-      <w:hyperlink r:id="rId37">
+      <w:hyperlink r:id="rId35">
         <w:r>
           <w:rPr>
             <w:lang w:val="en_US" w:bidi="en_US"/>
@@ -20094,7 +20051,7 @@
         </w:rPr>
         <w:t xml:space="preserve">, or all of God's people, to understand God's love. </w:t>
       </w:r>
-      <w:hyperlink r:id="rId19">
+      <w:hyperlink r:id="rId17">
         <w:r>
           <w:rPr>
             <w:lang w:val="en_US" w:bidi="en_US"/>
@@ -20139,7 +20096,7 @@
         </w:rPr>
         <w:t xml:space="preserve">. The church is the group of believers who meet together to worship and pray. </w:t>
       </w:r>
-      <w:hyperlink r:id="rId38">
+      <w:hyperlink r:id="rId36">
         <w:r>
           <w:rPr>
             <w:lang w:val="en_US" w:bidi="en_US"/>
@@ -20184,7 +20141,7 @@
         </w:rPr>
         <w:t xml:space="preserve"> to come. Another way to say this is "through the ages to come." Paul wants all the people from now into the future to experience this love and power from God. </w:t>
       </w:r>
-      <w:hyperlink r:id="rId62">
+      <w:hyperlink r:id="rId60">
         <w:r>
           <w:rPr>
             <w:lang w:val="en_US" w:bidi="en_US"/>
@@ -20256,7 +20213,7 @@
         </w:rPr>
         <w:t xml:space="preserve">? Use the same word that you have used in other books of the Bible. </w:t>
       </w:r>
-      <w:hyperlink r:id="rId66">
+      <w:hyperlink r:id="rId64">
         <w:r>
           <w:rPr>
             <w:lang w:val="en_US" w:bidi="en_US"/>
@@ -21634,7 +21591,7 @@
         </w:rPr>
         <w:t xml:space="preserve">. A lord is a master over other people, who has full authority. Paul often called Jesus "Lord," and since Paul later mentions the one Spirit, one God the Father, and the one Lord, Lord here probably means Jesus. For more information on </w:t>
       </w:r>
-      <w:hyperlink r:id="rId20">
+      <w:hyperlink r:id="rId18">
         <w:r>
           <w:rPr>
             <w:lang w:val="en_US" w:bidi="en_US"/>
@@ -21892,7 +21849,7 @@
         </w:rPr>
         <w:t xml:space="preserve">, the Spirit of God. The Holy Spirit is not just a power but is also a person himself. The Holy Spirit is part of the Trinity—the God who is one, but who consists of three persons. God the Father, God the Son (Jesus), and God the Holy Spirit are three different persons, but together they are one God. The Holy Spirit makes it possible for people to become followers of Jesus and unites the followers. For more information on Spirit, refer to </w:t>
       </w:r>
-      <w:hyperlink r:id="rId36">
+      <w:hyperlink r:id="rId34">
         <w:r>
           <w:rPr>
             <w:lang w:val="en_US" w:bidi="en_US"/>
@@ -21931,7 +21888,7 @@
         </w:rPr>
         <w:t xml:space="preserve"> means both an absence of conflict and a fullness, or completeness, of life. Peace does not just mean no war or conflict. Peace means people live together in unity and love for one another. For more information on </w:t>
       </w:r>
-      <w:hyperlink r:id="rId50">
+      <w:hyperlink r:id="rId48">
         <w:r>
           <w:rPr>
             <w:lang w:val="en_US" w:bidi="en_US"/>
@@ -22003,7 +21960,7 @@
         </w:rPr>
         <w:t xml:space="preserve"> for believers. A hope is something people eagerly look forward to. For believers, this hope is that they will get to see God's goodness in the future and that they will have eternal life with God. This is a sure hope, because they have seen that God is worthy of trust through his saving acts in the past. For more information on </w:t>
       </w:r>
-      <w:hyperlink r:id="rId49">
+      <w:hyperlink r:id="rId47">
         <w:r>
           <w:rPr>
             <w:lang w:val="en_US" w:bidi="en_US"/>
@@ -22048,7 +22005,7 @@
         </w:rPr>
         <w:t xml:space="preserve">. Faith is to rely on someone: to trust and believe that what that person says is true. The specific faith that Paul is talking about is when someone believes in Jesus. That person believes that Jesus is the son of God and trusts that he has died to save them and that God has forgiven and accepted them. As a result, the person is committed to doing everything that Jesus has commanded. For more information on </w:t>
       </w:r>
-      <w:hyperlink r:id="rId37">
+      <w:hyperlink r:id="rId35">
         <w:r>
           <w:rPr>
             <w:lang w:val="en_US" w:bidi="en_US"/>
@@ -22120,7 +22077,7 @@
         </w:rPr>
         <w:t xml:space="preserve">. Look up </w:t>
       </w:r>
-      <w:hyperlink r:id="rId67">
+      <w:hyperlink r:id="rId65">
         <w:r>
           <w:rPr>
             <w:lang w:val="en_US" w:bidi="en_US"/>
@@ -23579,7 +23536,7 @@
         </w:rPr>
         <w:t xml:space="preserve"> to all believers. Grace refers to God's favor that he shows to people who don't deserve it, which he gives freely. This can often refer to the salvation that God gives, but notice here it specifically refers to the gifts of service or ability that Jesus gives to believers. For more information on </w:t>
       </w:r>
-      <w:hyperlink r:id="rId26">
+      <w:hyperlink r:id="rId24">
         <w:r>
           <w:rPr>
             <w:lang w:val="en_US" w:bidi="en_US"/>
@@ -23618,7 +23575,7 @@
         </w:rPr>
         <w:t xml:space="preserve"> gave these gifts because he is the savior that God promised. For more information on </w:t>
       </w:r>
-      <w:hyperlink r:id="rId18">
+      <w:hyperlink r:id="rId16">
         <w:r>
           <w:rPr>
             <w:lang w:val="en_US" w:bidi="en_US"/>
@@ -23703,7 +23660,7 @@
         </w:rPr>
         <w:t xml:space="preserve"> when it means the sky. For more information on </w:t>
       </w:r>
-      <w:hyperlink r:id="rId23">
+      <w:hyperlink r:id="rId21">
         <w:r>
           <w:rPr>
             <w:lang w:val="en_US" w:bidi="en_US"/>
@@ -23827,7 +23784,7 @@
         </w:rPr>
         <w:t xml:space="preserve"> is someone who is a witness to other people that Jesus really had risen from the dead. Although in Paul's time there were still some apostles who had seen Jesus, today the church still has people who do work like the apostles did. An apostle preaches the gospel to all people and establishes churches. Apostles have authority from God to make decisions about spiritual matters. For more information on </w:t>
       </w:r>
-      <w:hyperlink r:id="rId17">
+      <w:hyperlink r:id="rId15">
         <w:r>
           <w:rPr>
             <w:lang w:val="en_US" w:bidi="en_US"/>
@@ -23872,7 +23829,7 @@
         </w:rPr>
         <w:t xml:space="preserve"> is a person who gives messages from God to the people. For more information on </w:t>
       </w:r>
-      <w:hyperlink r:id="rId59">
+      <w:hyperlink r:id="rId57">
         <w:r>
           <w:rPr>
             <w:lang w:val="en_US" w:bidi="en_US"/>
@@ -23944,7 +23901,7 @@
         </w:rPr>
         <w:t xml:space="preserve">. For more information on </w:t>
       </w:r>
-      <w:hyperlink r:id="rId68">
+      <w:hyperlink r:id="rId66">
         <w:r>
           <w:rPr>
             <w:lang w:val="en_US" w:bidi="en_US"/>
@@ -24042,7 +23999,7 @@
         </w:rPr>
         <w:t xml:space="preserve">. For more information on </w:t>
       </w:r>
-      <w:hyperlink r:id="rId69">
+      <w:hyperlink r:id="rId67">
         <w:r>
           <w:rPr>
             <w:lang w:val="en_US" w:bidi="en_US"/>
@@ -24135,7 +24092,7 @@
         </w:rPr>
         <w:t xml:space="preserve"> means to rely on someone, to trust and believe that what that person says is true. The specific faith that Paul is talking about is when someone believes in Jesus. That person believes that Jesus is the son of God and trusts that he has died for their sins and that God has forgiven and accepted them. As a result, the person is committed to doing everything that Jesus has commanded. For more information on </w:t>
       </w:r>
-      <w:hyperlink r:id="rId37">
+      <w:hyperlink r:id="rId35">
         <w:r>
           <w:rPr>
             <w:lang w:val="en_US" w:bidi="en_US"/>
@@ -24207,7 +24164,7 @@
         </w:rPr>
         <w:t xml:space="preserve"> in other books of the Bible. For more information on </w:t>
       </w:r>
-      <w:hyperlink r:id="rId70">
+      <w:hyperlink r:id="rId68">
         <w:r>
           <w:rPr>
             <w:lang w:val="en_US" w:bidi="en_US"/>
@@ -25071,7 +25028,7 @@
         </w:rPr>
         <w:t xml:space="preserve">Stop here and discuss as a group: Describe or show a </w:t>
       </w:r>
-      <w:hyperlink r:id="rId71">
+      <w:hyperlink r:id="rId69">
         <w:r>
           <w:rPr>
             <w:lang w:val="en_US" w:bidi="en_US"/>
@@ -25582,7 +25539,7 @@
         </w:rPr>
         <w:t xml:space="preserve"> authority. A lord is a master over other people, who has full authority, so the Israelites used this word for God, because he has authority over the whole world. Paul often called Jesus Lord, so Lord here probably means Jesus. The Lord Jesus has given Paul the authority, or the right to speak about such things, which is why the people should listen to Paul. For more information on </w:t>
       </w:r>
-      <w:hyperlink r:id="rId20">
+      <w:hyperlink r:id="rId18">
         <w:r>
           <w:rPr>
             <w:lang w:val="en_US" w:bidi="en_US"/>
@@ -25627,7 +25584,7 @@
         </w:rPr>
         <w:t xml:space="preserve"> do. A Gentile is someone who is not one of God's special people. Before Jesus came to earth, this meant anyone who was not an Israelite, since God chose Israel to be his special people. Over time, the word Gentile began to mean something negative—a bad person, someone that you should stay away from. Now, since anyone who believes in Jesus is one of God's chosen people, Paul uses the word Gentile to mean anyone who is not a believer, who does not live as God says to live. For more information on </w:t>
       </w:r>
-      <w:hyperlink r:id="rId35">
+      <w:hyperlink r:id="rId33">
         <w:r>
           <w:rPr>
             <w:lang w:val="en_US" w:bidi="en_US"/>
@@ -25699,7 +25656,7 @@
         </w:rPr>
         <w:t xml:space="preserve">. Look up </w:t>
       </w:r>
-      <w:hyperlink r:id="rId72">
+      <w:hyperlink r:id="rId70">
         <w:r>
           <w:rPr>
             <w:lang w:val="en_US" w:bidi="en_US"/>
@@ -25797,7 +25754,7 @@
         </w:rPr>
         <w:t xml:space="preserve">. Paul uses the names Christ and Jesus in this section, but he is referring to the same person. He might have used the personal name Jesus to show that the believers should follow the example that Jesus gave when he was on earth. For more information on </w:t>
       </w:r>
-      <w:hyperlink r:id="rId18">
+      <w:hyperlink r:id="rId16">
         <w:r>
           <w:rPr>
             <w:lang w:val="en_US" w:bidi="en_US"/>
@@ -25923,7 +25880,7 @@
         </w:rPr>
         <w:t xml:space="preserve">. Look up </w:t>
       </w:r>
-      <w:hyperlink r:id="rId73">
+      <w:hyperlink r:id="rId71">
         <w:r>
           <w:rPr>
             <w:lang w:val="en_US" w:bidi="en_US"/>
@@ -25968,7 +25925,7 @@
         </w:rPr>
         <w:t xml:space="preserve">, which means that God is completely pure and morally perfect. Any place, person, or object that is dedicated to God is called holy. That means that the object or person is set apart for God's special purposes. Anyone set apart for God needs to have qualities that are pleasing to God. Therefore, anyone who is holy must show God's character, so holy can mean living in a good, morally pure way. For more information on </w:t>
       </w:r>
-      <w:hyperlink r:id="rId24">
+      <w:hyperlink r:id="rId22">
         <w:r>
           <w:rPr>
             <w:lang w:val="en_US" w:bidi="en_US"/>
@@ -27388,7 +27345,7 @@
         </w:rPr>
         <w:t xml:space="preserve">. Look up </w:t>
       </w:r>
-      <w:hyperlink r:id="rId74">
+      <w:hyperlink r:id="rId72">
         <w:r>
           <w:rPr>
             <w:lang w:val="en_US" w:bidi="en_US"/>
@@ -27433,7 +27390,7 @@
         </w:rPr>
         <w:t xml:space="preserve">. Sin is an act of rebellion against God. God has made good laws, and if people follow these laws, then people will be able to live together in peace. But people are constantly breaking God's laws and when they do, they sin. For more information on </w:t>
       </w:r>
-      <w:hyperlink r:id="rId29">
+      <w:hyperlink r:id="rId27">
         <w:r>
           <w:rPr>
             <w:lang w:val="en_US" w:bidi="en_US"/>
@@ -27505,7 +27462,7 @@
         </w:rPr>
         <w:t xml:space="preserve">. Look up </w:t>
       </w:r>
-      <w:hyperlink r:id="rId39">
+      <w:hyperlink r:id="rId37">
         <w:r>
           <w:rPr>
             <w:lang w:val="en_US" w:bidi="en_US"/>
@@ -27523,7 +27480,7 @@
         </w:rPr>
         <w:t xml:space="preserve"> or </w:t>
       </w:r>
-      <w:hyperlink r:id="rId40">
+      <w:hyperlink r:id="rId38">
         <w:r>
           <w:rPr>
             <w:lang w:val="en_US" w:bidi="en_US"/>
@@ -27568,7 +27525,7 @@
         </w:rPr>
         <w:t xml:space="preserve">, who is the Spirit of God. The Holy Spirit is not just a power, but is also a person himself, so he can feel sorrow. For more information on the </w:t>
       </w:r>
-      <w:hyperlink r:id="rId36">
+      <w:hyperlink r:id="rId34">
         <w:r>
           <w:rPr>
             <w:lang w:val="en_US" w:bidi="en_US"/>
@@ -27652,7 +27609,7 @@
         </w:rPr>
         <w:t xml:space="preserve"> means to set free. The day of redemption, also called the day of the Lord, is a future time when God will completely free believers from sin and the evil of this world. For more information on redemption, refer to </w:t>
       </w:r>
-      <w:hyperlink r:id="rId27">
+      <w:hyperlink r:id="rId25">
         <w:r>
           <w:rPr>
             <w:lang w:val="en_US" w:bidi="en_US"/>
@@ -27751,7 +27708,7 @@
         </w:rPr>
         <w:t xml:space="preserve">. Look up </w:t>
       </w:r>
-      <w:hyperlink r:id="rId75">
+      <w:hyperlink r:id="rId73">
         <w:r>
           <w:rPr>
             <w:lang w:val="en_US" w:bidi="en_US"/>
@@ -27796,7 +27753,7 @@
         </w:rPr>
         <w:t xml:space="preserve"> each other like God forgave them through Christ's work. When you forgive someone who has done something bad to you, you stop being angry with that person. You no longer want to take revenge or to give punishment. God forgives people through the death of his son Jesus. When people trust in Jesus and believe that Jesus's death has paid God back for their own sins, then God forgives them. God is no longer angry with them. For more information on </w:t>
       </w:r>
-      <w:hyperlink r:id="rId28">
+      <w:hyperlink r:id="rId26">
         <w:r>
           <w:rPr>
             <w:lang w:val="en_US" w:bidi="en_US"/>
@@ -27835,7 +27792,7 @@
         </w:rPr>
         <w:t xml:space="preserve"> is the same as the word "Messiah," which refers to the special king and Savior that God had promised to send, who is Jesus. For more information on </w:t>
       </w:r>
-      <w:hyperlink r:id="rId18">
+      <w:hyperlink r:id="rId16">
         <w:r>
           <w:rPr>
             <w:lang w:val="en_US" w:bidi="en_US"/>
@@ -29248,7 +29205,7 @@
         </w:rPr>
         <w:t xml:space="preserve"> does. For more information on </w:t>
       </w:r>
-      <w:hyperlink r:id="rId18">
+      <w:hyperlink r:id="rId16">
         <w:r>
           <w:rPr>
             <w:lang w:val="en_US" w:bidi="en_US"/>
@@ -29346,7 +29303,7 @@
         </w:rPr>
         <w:t xml:space="preserve">. Look up </w:t>
       </w:r>
-      <w:hyperlink r:id="rId76">
+      <w:hyperlink r:id="rId74">
         <w:r>
           <w:rPr>
             <w:lang w:val="en_US" w:bidi="en_US"/>
@@ -29364,7 +29321,7 @@
         </w:rPr>
         <w:t xml:space="preserve"> and </w:t>
       </w:r>
-      <w:hyperlink r:id="rId77">
+      <w:hyperlink r:id="rId75">
         <w:r>
           <w:rPr>
             <w:lang w:val="en_US" w:bidi="en_US"/>
@@ -29436,7 +29393,7 @@
         </w:rPr>
         <w:t xml:space="preserve">, should not get involved in. For more information on </w:t>
       </w:r>
-      <w:hyperlink r:id="rId19">
+      <w:hyperlink r:id="rId17">
         <w:r>
           <w:rPr>
             <w:lang w:val="en_US" w:bidi="en_US"/>
@@ -29561,7 +29518,7 @@
         </w:rPr>
         <w:t xml:space="preserve">. Look up </w:t>
       </w:r>
-      <w:hyperlink r:id="rId78">
+      <w:hyperlink r:id="rId76">
         <w:r>
           <w:rPr>
             <w:lang w:val="en_US" w:bidi="en_US"/>
@@ -29619,7 +29576,7 @@
         </w:rPr>
         <w:t xml:space="preserve"> receives after someone else dies. Jesus is the heir of all things. Now God, the father, will never die, so this does not mean that Jesus will inherit these things after God dies. When the Bible says that Jesus is the heir, this means that everything rightfully belongs to Jesus. The whole world belongs to Jesus, and the kingdom of God belongs to Jesus. The New Testament also calls the people who believe in Jesus "fellow heirs with Jesus." This inheritance that Paul talks about is Jesus' inheritance, which he shares with all the people who trust in him as Savior. Use the same word for inheritance that you have used in previous passages, and remember that </w:t>
       </w:r>
-      <w:hyperlink r:id="rId61">
+      <w:hyperlink r:id="rId59">
         <w:r>
           <w:rPr>
             <w:lang w:val="en_US" w:bidi="en_US"/>
@@ -29691,7 +29648,7 @@
         </w:rPr>
         <w:t xml:space="preserve">. Look up </w:t>
       </w:r>
-      <w:hyperlink r:id="rId79">
+      <w:hyperlink r:id="rId77">
         <w:r>
           <w:rPr>
             <w:lang w:val="en_US" w:bidi="en_US"/>
@@ -29736,7 +29693,7 @@
         </w:rPr>
         <w:t xml:space="preserve"> or great anger, comes on people who disobey God. Use the same word for wrath that you have used in previous passages, and remember that </w:t>
       </w:r>
-      <w:hyperlink r:id="rId41">
+      <w:hyperlink r:id="rId39">
         <w:r>
           <w:rPr>
             <w:lang w:val="en_US" w:bidi="en_US"/>
@@ -31320,7 +31277,7 @@
         </w:rPr>
         <w:t xml:space="preserve">Because the believers are people of light, they should find out what pleases the Lord. Here, Paul is probably referring to God the Father. The writers of the letters often used the phrase "pleasing to the Lord" when talking about God. For more information on </w:t>
       </w:r>
-      <w:hyperlink r:id="rId20">
+      <w:hyperlink r:id="rId18">
         <w:r>
           <w:rPr>
             <w:lang w:val="en_US" w:bidi="en_US"/>
@@ -31365,7 +31322,7 @@
         </w:rPr>
         <w:t xml:space="preserve">, and truth. Someone who is righteous trusts in God and has a good relationship with him. This causes them to behave in the right way. Truth here means to live in a way that is honest and sincere. For more information on </w:t>
       </w:r>
-      <w:hyperlink r:id="rId73">
+      <w:hyperlink r:id="rId71">
         <w:r>
           <w:rPr>
             <w:lang w:val="en_US" w:bidi="en_US"/>
@@ -31410,7 +31367,7 @@
         </w:rPr>
         <w:t xml:space="preserve"> will shine on you." Christ is the same as the word "Messiah," which refers to the special king and Savior that God had promised to send, who is Jesus. For more information on </w:t>
       </w:r>
-      <w:hyperlink r:id="rId18">
+      <w:hyperlink r:id="rId16">
         <w:r>
           <w:rPr>
             <w:lang w:val="en_US" w:bidi="en_US"/>
@@ -32850,7 +32807,7 @@
         </w:rPr>
         <w:t xml:space="preserve">. Look up </w:t>
       </w:r>
-      <w:hyperlink r:id="rId30">
+      <w:hyperlink r:id="rId28">
         <w:r>
           <w:rPr>
             <w:lang w:val="en_US" w:bidi="en_US"/>
@@ -32922,7 +32879,7 @@
         </w:rPr>
         <w:t xml:space="preserve">. Look up </w:t>
       </w:r>
-      <w:hyperlink r:id="rId80">
+      <w:hyperlink r:id="rId78">
         <w:r>
           <w:rPr>
             <w:lang w:val="en_US" w:bidi="en_US"/>
@@ -32967,7 +32924,7 @@
         </w:rPr>
         <w:t xml:space="preserve"> wants them to do. A lord is a master over other people, someone who has full authority, so the Israelites used this word for God, because he has authority over the whole world. Here, Paul is probably referring to God the Father. Writers often used the phrase "pleasing to the Lord" when talking about God the father. Later, when Paul tells the believers to sing to the Lord, he probably means the Lord Jesus. For more information on </w:t>
       </w:r>
-      <w:hyperlink r:id="rId20">
+      <w:hyperlink r:id="rId18">
         <w:r>
           <w:rPr>
             <w:lang w:val="en_US" w:bidi="en_US"/>
@@ -33039,7 +32996,7 @@
         </w:rPr>
         <w:t xml:space="preserve">. Look up </w:t>
       </w:r>
-      <w:hyperlink r:id="rId81">
+      <w:hyperlink r:id="rId79">
         <w:r>
           <w:rPr>
             <w:lang w:val="en_US" w:bidi="en_US"/>
@@ -33097,7 +33054,7 @@
         </w:rPr>
         <w:t xml:space="preserve">, the Spirit of God. For more information on Spirit, refer to the </w:t>
       </w:r>
-      <w:hyperlink r:id="rId36">
+      <w:hyperlink r:id="rId34">
         <w:r>
           <w:rPr>
             <w:lang w:val="en_US" w:bidi="en_US"/>
@@ -33260,7 +33217,7 @@
         </w:rPr>
         <w:t xml:space="preserve">. Look up </w:t>
       </w:r>
-      <w:hyperlink r:id="rId82">
+      <w:hyperlink r:id="rId80">
         <w:r>
           <w:rPr>
             <w:lang w:val="en_US" w:bidi="en_US"/>
@@ -33305,7 +33262,7 @@
         </w:rPr>
         <w:t xml:space="preserve"> and to submit to one another in the fear of Christ. For more information on </w:t>
       </w:r>
-      <w:hyperlink r:id="rId18">
+      <w:hyperlink r:id="rId16">
         <w:r>
           <w:rPr>
             <w:lang w:val="en_US" w:bidi="en_US"/>
@@ -33431,7 +33388,7 @@
         </w:rPr>
         <w:t xml:space="preserve">. Look up </w:t>
       </w:r>
-      <w:hyperlink r:id="rId83">
+      <w:hyperlink r:id="rId81">
         <w:r>
           <w:rPr>
             <w:lang w:val="en_US" w:bidi="en_US"/>
@@ -34961,7 +34918,7 @@
         </w:rPr>
         <w:t xml:space="preserve"> instructions. A lord is a master over other people, who has full authority, so the Israelites used this word for God, because he has authority over the whole world. Lord here probably means Jesus, since Paul continues to refer to Jesus in this section. For more information on </w:t>
       </w:r>
-      <w:hyperlink r:id="rId20">
+      <w:hyperlink r:id="rId18">
         <w:r>
           <w:rPr>
             <w:lang w:val="en_US" w:bidi="en_US"/>
@@ -35006,7 +34963,7 @@
         </w:rPr>
         <w:t xml:space="preserve"> is the head of the church. For more information on </w:t>
       </w:r>
-      <w:hyperlink r:id="rId18">
+      <w:hyperlink r:id="rId16">
         <w:r>
           <w:rPr>
             <w:lang w:val="en_US" w:bidi="en_US"/>
@@ -35051,7 +35008,7 @@
         </w:rPr>
         <w:t xml:space="preserve"> means a community of people who believe in Jesus. Sometimes people use the word church for a group of believers in one particular place, and sometimes the word means all the people on earth together who believe in Jesus. Here, Paul is talking about all the believers on earth. For more information on </w:t>
       </w:r>
-      <w:hyperlink r:id="rId38">
+      <w:hyperlink r:id="rId36">
         <w:r>
           <w:rPr>
             <w:lang w:val="en_US" w:bidi="en_US"/>
@@ -35150,7 +35107,7 @@
         </w:rPr>
         <w:t xml:space="preserve">. Look up </w:t>
       </w:r>
-      <w:hyperlink r:id="rId84">
+      <w:hyperlink r:id="rId82">
         <w:r>
           <w:rPr>
             <w:lang w:val="en_US" w:bidi="en_US"/>
@@ -35195,7 +35152,7 @@
         </w:rPr>
         <w:t xml:space="preserve">. Any place, person, or object that is dedicated to God is called holy. That means that the object or person is set apart for God's special purposes. When people begin to trust in Jesus and receive the Holy Spirit, they become holy as well. Paul says that Christ presents the church as holy and blameless. Anyone set apart for God needs to have qualities that are pleasing to God. Therefore, anyone who is holy must reflect God's character, so holy can include living in a good, morally pure way. For more information on </w:t>
       </w:r>
-      <w:hyperlink r:id="rId24">
+      <w:hyperlink r:id="rId22">
         <w:r>
           <w:rPr>
             <w:lang w:val="en_US" w:bidi="en_US"/>
@@ -36798,7 +36755,7 @@
         </w:rPr>
         <w:t xml:space="preserve"> is a master over other people, who has full authority, so the Israelites used this word for God, because he has authority over the whole world. Lord here probably means Jesus, since Paul often uses this title for Jesus. When Paul tells fathers to train and instruct their children in the Lord, he means to follow the Lord Jesus's example of teaching. Slaves should consider their service to people as service to the Lord Jesus, who will reward them for their good work. For more information on </w:t>
       </w:r>
-      <w:hyperlink r:id="rId20">
+      <w:hyperlink r:id="rId18">
         <w:r>
           <w:rPr>
             <w:lang w:val="en_US" w:bidi="en_US"/>
@@ -36897,7 +36854,7 @@
         </w:rPr>
         <w:t xml:space="preserve"> that God gives with a promise. The commandments are the rules that God gave his people, the people of Israel, to show them how to live their lives. For more information on </w:t>
       </w:r>
-      <w:hyperlink r:id="rId52">
+      <w:hyperlink r:id="rId50">
         <w:r>
           <w:rPr>
             <w:lang w:val="en_US" w:bidi="en_US"/>
@@ -36949,7 +36906,7 @@
         </w:rPr>
         <w:t xml:space="preserve">. For more information on </w:t>
       </w:r>
-      <w:hyperlink r:id="rId18">
+      <w:hyperlink r:id="rId16">
         <w:r>
           <w:rPr>
             <w:lang w:val="en_US" w:bidi="en_US"/>
@@ -36994,7 +36951,7 @@
         </w:rPr>
         <w:t xml:space="preserve">. If you have translated this word in another book of the Bible use the same word here. For more information on </w:t>
       </w:r>
-      <w:hyperlink r:id="rId85">
+      <w:hyperlink r:id="rId83">
         <w:r>
           <w:rPr>
             <w:lang w:val="en_US" w:bidi="en_US"/>
@@ -37060,7 +37017,7 @@
         </w:rPr>
         <w:t xml:space="preserve">. Paul uses the same word for Lord and master, for when he refers to God and Jesus, as well as for a human master. Discuss whether you want to use the same or a different word for a human master and for the Lord Jesus and Lord God. Look up </w:t>
       </w:r>
-      <w:hyperlink r:id="rId86">
+      <w:hyperlink r:id="rId84">
         <w:r>
           <w:rPr>
             <w:lang w:val="en_US" w:bidi="en_US"/>
@@ -37099,7 +37056,7 @@
         </w:rPr>
         <w:t xml:space="preserve"> refers to the place where God lives. This heaven is not somewhere in this universe; it is not a place that humans can travel to. For more information on </w:t>
       </w:r>
-      <w:hyperlink r:id="rId23">
+      <w:hyperlink r:id="rId21">
         <w:r>
           <w:rPr>
             <w:lang w:val="en_US" w:bidi="en_US"/>
@@ -37573,7 +37530,7 @@
         </w:rPr>
         <w:t xml:space="preserve">Stop here and look at a picture of a </w:t>
       </w:r>
-      <w:hyperlink r:id="rId87">
+      <w:hyperlink r:id="rId85">
         <w:r>
           <w:rPr>
             <w:lang w:val="en_US" w:bidi="en_US"/>
@@ -37619,7 +37576,7 @@
         </w:rPr>
         <w:t xml:space="preserve">Stop here and look at a picture of a </w:t>
       </w:r>
-      <w:hyperlink r:id="rId88">
+      <w:hyperlink r:id="rId86">
         <w:r>
           <w:rPr>
             <w:lang w:val="en_US" w:bidi="en_US"/>
@@ -37665,7 +37622,7 @@
         </w:rPr>
         <w:t xml:space="preserve">Stop here and look at a picture of a </w:t>
       </w:r>
-      <w:hyperlink r:id="rId89">
+      <w:hyperlink r:id="rId87">
         <w:r>
           <w:rPr>
             <w:lang w:val="en_US" w:bidi="en_US"/>
@@ -37711,7 +37668,7 @@
         </w:rPr>
         <w:t xml:space="preserve">Stop here and look at a picture of a </w:t>
       </w:r>
-      <w:hyperlink r:id="rId90">
+      <w:hyperlink r:id="rId88">
         <w:r>
           <w:rPr>
             <w:lang w:val="en_US" w:bidi="en_US"/>
@@ -37729,7 +37686,7 @@
         </w:rPr>
         <w:t xml:space="preserve"> as a group. Look also at a drawing of an </w:t>
       </w:r>
-      <w:hyperlink r:id="rId91">
+      <w:hyperlink r:id="rId89">
         <w:r>
           <w:rPr>
             <w:lang w:val="en_US" w:bidi="en_US"/>
@@ -37789,7 +37746,7 @@
         </w:rPr>
         <w:t xml:space="preserve">Stop here and look at a picture of a </w:t>
       </w:r>
-      <w:hyperlink r:id="rId92">
+      <w:hyperlink r:id="rId90">
         <w:r>
           <w:rPr>
             <w:lang w:val="en_US" w:bidi="en_US"/>
@@ -37835,7 +37792,7 @@
         </w:rPr>
         <w:t xml:space="preserve">Stop here and look at a picture of a </w:t>
       </w:r>
-      <w:hyperlink r:id="rId93">
+      <w:hyperlink r:id="rId91">
         <w:r>
           <w:rPr>
             <w:lang w:val="en_US" w:bidi="en_US"/>
@@ -38189,7 +38146,7 @@
         </w:rPr>
         <w:t xml:space="preserve">Stop here and look at a picture of a </w:t>
       </w:r>
-      <w:hyperlink r:id="rId94">
+      <w:hyperlink r:id="rId92">
         <w:r>
           <w:rPr>
             <w:lang w:val="en_US" w:bidi="en_US"/>
@@ -38978,7 +38935,7 @@
         </w:rPr>
         <w:t xml:space="preserve">. A lord is a master over other people, who has full authority. Lord here probably means Jesus. For more information on </w:t>
       </w:r>
-      <w:hyperlink r:id="rId20">
+      <w:hyperlink r:id="rId18">
         <w:r>
           <w:rPr>
             <w:lang w:val="en_US" w:bidi="en_US"/>
@@ -39037,7 +38994,7 @@
         </w:rPr>
         <w:t xml:space="preserve">Stop here and look at a picture of a </w:t>
       </w:r>
-      <w:hyperlink r:id="rId94">
+      <w:hyperlink r:id="rId92">
         <w:r>
           <w:rPr>
             <w:lang w:val="en_US" w:bidi="en_US"/>
@@ -39082,7 +39039,7 @@
         </w:rPr>
         <w:t xml:space="preserve"> schemes, or evil plans. The devil, also called Satan, is the leader of all evil spirits. Paul also calls him "the evil one" later in this section of his letter. He tries to make people turn away from God by deceiving them. The devil is powerful and dangerous and he is always looking for ways that he can work against God and against God's people. Even though God still allows the devil to use his power for now, when Jesus comes back, Jesus will defeat the devil forever. God will punish the devil and all the evil spirits, and they will never be able to work against God and his people again. For more information on </w:t>
       </w:r>
-      <w:hyperlink r:id="rId39">
+      <w:hyperlink r:id="rId37">
         <w:r>
           <w:rPr>
             <w:lang w:val="en_US" w:bidi="en_US"/>
@@ -39245,7 +39202,7 @@
         </w:rPr>
         <w:t xml:space="preserve">. Look up </w:t>
       </w:r>
-      <w:hyperlink r:id="rId95">
+      <w:hyperlink r:id="rId93">
         <w:r>
           <w:rPr>
             <w:lang w:val="en_US" w:bidi="en_US"/>
@@ -39263,7 +39220,7 @@
         </w:rPr>
         <w:t xml:space="preserve"> and </w:t>
       </w:r>
-      <w:hyperlink r:id="rId96">
+      <w:hyperlink r:id="rId94">
         <w:r>
           <w:rPr>
             <w:lang w:val="en_US" w:bidi="en_US"/>
@@ -39302,7 +39259,7 @@
         </w:rPr>
         <w:t xml:space="preserve"> refers to anything that comes against God. It is the opposite of good; evil behavior is a wrong thing to do, or a bad thing. For more information on </w:t>
       </w:r>
-      <w:hyperlink r:id="rId80">
+      <w:hyperlink r:id="rId78">
         <w:r>
           <w:rPr>
             <w:lang w:val="en_US" w:bidi="en_US"/>
@@ -39373,7 +39330,7 @@
         </w:rPr>
         <w:t xml:space="preserve"> sometimes means the visible sky, which is where people believe the spirits live. At the time Paul wrote this letter, people believed that there were many layers or levels to heaven and God lived in the highest layer. In this section of the letter, the heavenly realms do not mean the highest heaven where God is, as God did not send these evil spirits from his heaven. For more information on heavenly places, refer to </w:t>
       </w:r>
-      <w:hyperlink r:id="rId23">
+      <w:hyperlink r:id="rId21">
         <w:r>
           <w:rPr>
             <w:lang w:val="en_US" w:bidi="en_US"/>
@@ -39445,7 +39402,7 @@
         </w:rPr>
         <w:t xml:space="preserve">. Look at the picture of the </w:t>
       </w:r>
-      <w:hyperlink r:id="rId88">
+      <w:hyperlink r:id="rId86">
         <w:r>
           <w:rPr>
             <w:lang w:val="en_US" w:bidi="en_US"/>
@@ -39484,7 +39441,7 @@
         </w:rPr>
         <w:t xml:space="preserve"> is behaving in the right way. For more information on </w:t>
       </w:r>
-      <w:hyperlink r:id="rId73">
+      <w:hyperlink r:id="rId71">
         <w:r>
           <w:rPr>
             <w:lang w:val="en_US" w:bidi="en_US"/>
@@ -39529,7 +39486,7 @@
         </w:rPr>
         <w:t xml:space="preserve"> so that they will be fully prepared. Gospel is a translation of a Greek word that literally means "good news." The good news in the Bible is that God has made a way to save people. When Paul is preaching the "mystery of the gospel," he is telling the people the good news that they can be saved if they trust in Jesus. This truth is difficult to understand, like a mystery, but God has revealed it to believers. For more information on </w:t>
       </w:r>
-      <w:hyperlink r:id="rId33">
+      <w:hyperlink r:id="rId31">
         <w:r>
           <w:rPr>
             <w:lang w:val="en_US" w:bidi="en_US"/>
@@ -39574,7 +39531,7 @@
         </w:rPr>
         <w:t xml:space="preserve"> means both an absence of conflict and fullness, or completeness, of life. Peace does not just mean no war or conflict. Peace means people live together in unity and love for one another. The Holy Spirit gives peace to the believers who know the good news about God. For more information on </w:t>
       </w:r>
-      <w:hyperlink r:id="rId50">
+      <w:hyperlink r:id="rId48">
         <w:r>
           <w:rPr>
             <w:lang w:val="en_US" w:bidi="en_US"/>
@@ -39619,7 +39576,7 @@
         </w:rPr>
         <w:t xml:space="preserve"> in God, which will be like a shield to protect them. Faith is to rely on someone, to trust and believe that what that person says is true. The specific faith that Paul is talking about is when someone believes in Jesus. They trust that God will fulfill all his promises, even when it seems impossible. For more information on </w:t>
       </w:r>
-      <w:hyperlink r:id="rId37">
+      <w:hyperlink r:id="rId35">
         <w:r>
           <w:rPr>
             <w:lang w:val="en_US" w:bidi="en_US"/>
@@ -39691,7 +39648,7 @@
         </w:rPr>
         <w:t xml:space="preserve">. Look at the picture of the </w:t>
       </w:r>
-      <w:hyperlink r:id="rId90">
+      <w:hyperlink r:id="rId88">
         <w:r>
           <w:rPr>
             <w:lang w:val="en_US" w:bidi="en_US"/>
@@ -39763,7 +39720,7 @@
         </w:rPr>
         <w:t xml:space="preserve">. Look at the picture of the </w:t>
       </w:r>
-      <w:hyperlink r:id="rId91">
+      <w:hyperlink r:id="rId89">
         <w:r>
           <w:rPr>
             <w:lang w:val="en_US" w:bidi="en_US"/>
@@ -39808,7 +39765,7 @@
         </w:rPr>
         <w:t xml:space="preserve"> carrying it with them like a helmet. Salvation means saving a person from a difficult or dangerous situation. Here, Paul specifically means God's salvation. When God saves people, they no longer have to be afraid or ashamed. For more information on </w:t>
       </w:r>
-      <w:hyperlink r:id="rId43">
+      <w:hyperlink r:id="rId41">
         <w:r>
           <w:rPr>
             <w:lang w:val="en_US" w:bidi="en_US"/>
@@ -39880,7 +39837,7 @@
         </w:rPr>
         <w:t xml:space="preserve">. Look at the picture of a </w:t>
       </w:r>
-      <w:hyperlink r:id="rId92">
+      <w:hyperlink r:id="rId90">
         <w:r>
           <w:rPr>
             <w:lang w:val="en_US" w:bidi="en_US"/>
@@ -39952,7 +39909,7 @@
         </w:rPr>
         <w:t xml:space="preserve">. Look up </w:t>
       </w:r>
-      <w:hyperlink r:id="rId97">
+      <w:hyperlink r:id="rId95">
         <w:r>
           <w:rPr>
             <w:lang w:val="en_US" w:bidi="en_US"/>
@@ -40010,7 +39967,7 @@
         </w:rPr>
         <w:t xml:space="preserve">, the Spirit of God. The Holy Spirit helps the believer understand the word of God. When people pray in the Spirit, it means that he leads and helps the believers to pray. For more information on Spirit, refer to </w:t>
       </w:r>
-      <w:hyperlink r:id="rId36">
+      <w:hyperlink r:id="rId34">
         <w:r>
           <w:rPr>
             <w:lang w:val="en_US" w:bidi="en_US"/>
@@ -40055,7 +40012,7 @@
         </w:rPr>
         <w:t xml:space="preserve"> with all prayers and requests. Praying is communicating with God. When people pray, they praise God, thank him, ask him for help, tell him about the wrong things they have done, ask him to help other people, or just cry to him because they feel so sad. In the Bible, all these things are part of praying. For more information on </w:t>
       </w:r>
-      <w:hyperlink r:id="rId98">
+      <w:hyperlink r:id="rId96">
         <w:r>
           <w:rPr>
             <w:lang w:val="en_US" w:bidi="en_US"/>
@@ -40100,7 +40057,7 @@
         </w:rPr>
         <w:t xml:space="preserve">, or all God's people. These are people who belong to God because they believe in Jesus. For more information on </w:t>
       </w:r>
-      <w:hyperlink r:id="rId19">
+      <w:hyperlink r:id="rId17">
         <w:r>
           <w:rPr>
             <w:lang w:val="en_US" w:bidi="en_US"/>
@@ -40614,7 +40571,7 @@
         </w:rPr>
         <w:t xml:space="preserve">Stop here and look at a map of </w:t>
       </w:r>
-      <w:hyperlink r:id="rId99">
+      <w:hyperlink r:id="rId97">
         <w:r>
           <w:rPr>
             <w:lang w:val="en_US" w:bidi="en_US"/>
@@ -41404,7 +41361,7 @@
         </w:rPr>
         <w:t xml:space="preserve"> in the Lord. A servant is a person who works for and serves another person. Paul called himself a servant of the gospel earlier in this letter. This is not the same word that Paul used earlier for a slave, or a worker who is not free. Paul is saying that Tychicus faithfully or reliably does work for the Lord. For more information on </w:t>
       </w:r>
-      <w:hyperlink r:id="rId63">
+      <w:hyperlink r:id="rId61">
         <w:r>
           <w:rPr>
             <w:lang w:val="en_US" w:bidi="en_US"/>
@@ -41449,7 +41406,7 @@
         </w:rPr>
         <w:t xml:space="preserve"> is a master over other people, who has full authority, so the Israelites used this word for God, because he has authority over the whole world. For more information on </w:t>
       </w:r>
-      <w:hyperlink r:id="rId20">
+      <w:hyperlink r:id="rId18">
         <w:r>
           <w:rPr>
             <w:lang w:val="en_US" w:bidi="en_US"/>
@@ -41521,7 +41478,7 @@
         </w:rPr>
         <w:t xml:space="preserve">, or whether you will use the words "fellow believer." Look up </w:t>
       </w:r>
-      <w:hyperlink r:id="rId100">
+      <w:hyperlink r:id="rId98">
         <w:r>
           <w:rPr>
             <w:lang w:val="en_US" w:bidi="en_US"/>
@@ -41566,7 +41523,7 @@
         </w:rPr>
         <w:t xml:space="preserve">. This word for peace means both an absence of conflict and fullness, or completeness, of life. For more information on </w:t>
       </w:r>
-      <w:hyperlink r:id="rId50">
+      <w:hyperlink r:id="rId48">
         <w:r>
           <w:rPr>
             <w:lang w:val="en_US" w:bidi="en_US"/>
@@ -41605,7 +41562,7 @@
         </w:rPr>
         <w:t xml:space="preserve"> refers to the special king and Savior that God had promised to send, who is Jesus. For more information on </w:t>
       </w:r>
-      <w:hyperlink r:id="rId18">
+      <w:hyperlink r:id="rId16">
         <w:r>
           <w:rPr>
             <w:lang w:val="en_US" w:bidi="en_US"/>
@@ -41650,7 +41607,7 @@
         </w:rPr>
         <w:t xml:space="preserve">. Faith is to rely on someone, to trust and believe that what that person says is true. The specific faith that Paul is talking about is when someone believes in Jesus. For more information on </w:t>
       </w:r>
-      <w:hyperlink r:id="rId37">
+      <w:hyperlink r:id="rId35">
         <w:r>
           <w:rPr>
             <w:lang w:val="en_US" w:bidi="en_US"/>
@@ -41695,7 +41652,7 @@
         </w:rPr>
         <w:t xml:space="preserve"> to everyone who loves Jesus. To show grace means to give someone something good that they do not deserve. This can often mean the salvation that God gives, but here it probably means the good things, attitudes, and abilities that God gives to believers. For more information on </w:t>
       </w:r>
-      <w:hyperlink r:id="rId26">
+      <w:hyperlink r:id="rId24">
         <w:r>
           <w:rPr>
             <w:lang w:val="en_US" w:bidi="en_US"/>
